--- a/pr-preview/pr-166/correlation-regression-handout-tracked-changes.docx
+++ b/pr-preview/pr-166/correlation-regression-handout-tracked-changes.docx
@@ -16,7 +16,7 @@
       </w:pPr>
       <w:del w:id="1" w:author="PR Preview" w:date="2026-01-01T00:00:00Z">
         <w:r>
-          <w:delText xml:space="preserve">Last modified: 2026-10-14 13:15:49 (PDT)</w:delText>
+          <w:delText xml:space="preserve">Last modified: 2026-10-15 02:43:30 (PDT)</w:delText>
         </w:r>
       </w:del>
     </w:p>
@@ -26,7 +26,7 @@
       </w:pPr>
       <w:ins w:id="2" w:author="PR Preview" w:date="2026-01-01T00:00:00Z">
         <w:r>
-          <w:t xml:space="preserve">Last modified: 2026-10-14 13:52:49 (PDT)</w:t>
+          <w:t xml:space="preserve">Last modified: 2026-10-15 02:42:06 (PDT)</w:t>
         </w:r>
       </w:ins>
     </w:p>
@@ -15061,7 +15061,7 @@
               <m:sSubSup>
                 <m:e>
                   <m:r>
-                    <m:t>e</m:t>
+                    <m:t>ε</m:t>
                   </m:r>
                 </m:e>
                 <m:sub>
@@ -15812,7 +15812,7 @@
                   <m:sSubSup>
                     <m:e>
                       <m:r>
-                        <m:t>e</m:t>
+                        <m:t>ε</m:t>
                       </m:r>
                     </m:e>
                     <m:sub>
@@ -15955,7 +15955,7 @@
               <m:sSubSup>
                 <m:e>
                   <m:r>
-                    <m:t>e</m:t>
+                    <m:t>ε</m:t>
                   </m:r>
                 </m:e>
                 <m:sub>
